--- a/07_系统使用手册/系统使用手册.docx
+++ b/07_系统使用手册/系统使用手册.docx
@@ -69,7 +69,6 @@
         </w:sectPr>
       </w:pPr>
     </w:p>
-    <w:p/>
     <w:p>
       <w:pPr>
         <w:spacing w:before="0" w:after="0" w:line="600" w:lineRule="exact"/>
@@ -85,7 +84,6 @@
         <w:t>1. DolphinScheduler 操作指南</w:t>
       </w:r>
     </w:p>
-    <w:p/>
     <w:p>
       <w:pPr>
         <w:spacing w:before="0" w:after="0" w:line="600" w:lineRule="exact"/>
@@ -101,7 +99,6 @@
         <w:t>1.1 登录系统</w:t>
       </w:r>
     </w:p>
-    <w:p/>
     <w:p>
       <w:pPr>
         <w:spacing w:before="0" w:after="0" w:line="600" w:lineRule="exact"/>
@@ -117,7 +114,6 @@
         <w:t>地址：http://192.168.108.142:12345/dolphinscheduler</w:t>
       </w:r>
     </w:p>
-    <w:p/>
     <w:p>
       <w:pPr>
         <w:spacing w:before="0" w:after="0" w:line="600" w:lineRule="exact"/>
@@ -133,7 +129,6 @@
         <w:t>默认账号：admin / dolphinscheduler123</w:t>
       </w:r>
     </w:p>
-    <w:p/>
     <w:p>
       <w:pPr>
         <w:spacing w:before="0" w:after="0" w:line="600" w:lineRule="exact"/>
@@ -149,7 +144,6 @@
         <w:t>1.2 页面导航</w:t>
       </w:r>
     </w:p>
-    <w:p/>
     <w:p>
       <w:pPr>
         <w:spacing w:before="0" w:after="0" w:line="600" w:lineRule="exact"/>
@@ -165,7 +159,6 @@
         <w:t>登录后看到的主要入口：</w:t>
       </w:r>
     </w:p>
-    <w:p/>
     <w:tbl>
       <w:tblPr>
         <w:tblW w:type="auto" w:w="0"/>
@@ -424,8 +417,6 @@
         </w:tc>
       </w:tr>
     </w:tbl>
-    <w:p/>
-    <w:p/>
     <w:p>
       <w:pPr>
         <w:spacing w:before="0" w:after="0" w:line="600" w:lineRule="exact"/>
@@ -441,7 +432,6 @@
         <w:t>1.3 查看同步任务状态</w:t>
       </w:r>
     </w:p>
-    <w:p/>
     <w:p>
       <w:pPr>
         <w:spacing w:before="0" w:after="0" w:line="600" w:lineRule="exact"/>
@@ -457,7 +447,6 @@
         <w:t>步骤：</w:t>
       </w:r>
     </w:p>
-    <w:p/>
     <w:p>
       <w:pPr>
         <w:spacing w:before="0" w:after="0" w:line="600" w:lineRule="exact"/>
@@ -473,7 +462,6 @@
         <w:t>1. 点击顶部菜单「项目管理」</w:t>
       </w:r>
     </w:p>
-    <w:p/>
     <w:p>
       <w:pPr>
         <w:spacing w:before="0" w:after="0" w:line="600" w:lineRule="exact"/>
@@ -489,7 +477,6 @@
         <w:t>2. 选择对应项目（如 rws_ods）</w:t>
       </w:r>
     </w:p>
-    <w:p/>
     <w:p>
       <w:pPr>
         <w:spacing w:before="0" w:after="0" w:line="600" w:lineRule="exact"/>
@@ -505,7 +492,6 @@
         <w:t>3. 点击「工作流定义」，查看工作流列表</w:t>
       </w:r>
     </w:p>
-    <w:p/>
     <w:p>
       <w:pPr>
         <w:spacing w:before="0" w:after="0" w:line="600" w:lineRule="exact"/>
@@ -521,7 +507,6 @@
         <w:t>4. 点击「工作流实例」，查看今日执行情况</w:t>
       </w:r>
     </w:p>
-    <w:p/>
     <w:p>
       <w:pPr>
         <w:spacing w:before="0" w:after="0" w:line="600" w:lineRule="exact"/>
@@ -537,7 +522,6 @@
         <w:t>状态含义：</w:t>
       </w:r>
     </w:p>
-    <w:p/>
     <w:tbl>
       <w:tblPr>
         <w:tblW w:type="auto" w:w="0"/>
@@ -911,8 +895,6 @@
         </w:tc>
       </w:tr>
     </w:tbl>
-    <w:p/>
-    <w:p/>
     <w:p>
       <w:pPr>
         <w:spacing w:before="0" w:after="0" w:line="600" w:lineRule="exact"/>
@@ -928,7 +910,6 @@
         <w:t>1.4 手动触发同步</w:t>
       </w:r>
     </w:p>
-    <w:p/>
     <w:p>
       <w:pPr>
         <w:spacing w:before="0" w:after="0" w:line="600" w:lineRule="exact"/>
@@ -944,7 +925,6 @@
         <w:t>场景：某张表需要临时重跑</w:t>
       </w:r>
     </w:p>
-    <w:p/>
     <w:p>
       <w:pPr>
         <w:spacing w:before="0" w:after="0" w:line="600" w:lineRule="exact"/>
@@ -960,7 +940,6 @@
         <w:t>步骤：</w:t>
       </w:r>
     </w:p>
-    <w:p/>
     <w:p>
       <w:pPr>
         <w:spacing w:before="0" w:after="0" w:line="600" w:lineRule="exact"/>
@@ -976,7 +955,6 @@
         <w:t>1. 进入「工作流定义」</w:t>
       </w:r>
     </w:p>
-    <w:p/>
     <w:p>
       <w:pPr>
         <w:spacing w:before="0" w:after="0" w:line="600" w:lineRule="exact"/>
@@ -992,7 +970,6 @@
         <w:t>2. 找到对应工作流 → 点击「上线」（如果已下线）</w:t>
       </w:r>
     </w:p>
-    <w:p/>
     <w:p>
       <w:pPr>
         <w:spacing w:before="0" w:after="0" w:line="600" w:lineRule="exact"/>
@@ -1008,7 +985,6 @@
         <w:t>3. 点击「运行」→ 确认参数（日期默认自动填充）→ 确定</w:t>
       </w:r>
     </w:p>
-    <w:p/>
     <w:p>
       <w:pPr>
         <w:spacing w:before="0" w:after="0" w:line="600" w:lineRule="exact"/>
@@ -1024,7 +1000,6 @@
         <w:t>4. 在「工作流实例」中查看执行结果</w:t>
       </w:r>
     </w:p>
-    <w:p/>
     <w:p>
       <w:pPr>
         <w:spacing w:before="0" w:after="0" w:line="600" w:lineRule="exact"/>
@@ -1040,7 +1015,6 @@
         <w:t>1.5 查看任务日志</w:t>
       </w:r>
     </w:p>
-    <w:p/>
     <w:p>
       <w:pPr>
         <w:spacing w:before="0" w:after="0" w:line="600" w:lineRule="exact"/>
@@ -1056,7 +1030,6 @@
         <w:t>步骤：</w:t>
       </w:r>
     </w:p>
-    <w:p/>
     <w:p>
       <w:pPr>
         <w:spacing w:before="0" w:after="0" w:line="600" w:lineRule="exact"/>
@@ -1072,7 +1045,6 @@
         <w:t>1. 进入「任务实例」</w:t>
       </w:r>
     </w:p>
-    <w:p/>
     <w:p>
       <w:pPr>
         <w:spacing w:before="0" w:after="0" w:line="600" w:lineRule="exact"/>
@@ -1088,7 +1060,6 @@
         <w:t>2. 找到失败或想查看的任务</w:t>
       </w:r>
     </w:p>
-    <w:p/>
     <w:p>
       <w:pPr>
         <w:spacing w:before="0" w:after="0" w:line="600" w:lineRule="exact"/>
@@ -1104,7 +1075,6 @@
         <w:t>3. 点击任务名称 → 查看日志</w:t>
       </w:r>
     </w:p>
-    <w:p/>
     <w:p>
       <w:pPr>
         <w:spacing w:before="0" w:after="0" w:line="600" w:lineRule="exact"/>
@@ -1120,7 +1090,6 @@
         <w:t>4. 日志可搜索关键字定位错误</w:t>
       </w:r>
     </w:p>
-    <w:p/>
     <w:p>
       <w:pPr>
         <w:spacing w:before="0" w:after="0" w:line="600" w:lineRule="exact"/>
@@ -1136,7 +1105,6 @@
         <w:t>1.6 补数据（Backfill）</w:t>
       </w:r>
     </w:p>
-    <w:p/>
     <w:p>
       <w:pPr>
         <w:spacing w:before="0" w:after="0" w:line="600" w:lineRule="exact"/>
@@ -1152,7 +1120,6 @@
         <w:t>如果某天同步失败了，需要补跑：</w:t>
       </w:r>
     </w:p>
-    <w:p/>
     <w:p>
       <w:pPr>
         <w:spacing w:before="0" w:after="0" w:line="600" w:lineRule="exact"/>
@@ -1168,7 +1135,6 @@
         <w:t>1. 进入工作流定义 → 点击「运行」</w:t>
       </w:r>
     </w:p>
-    <w:p/>
     <w:p>
       <w:pPr>
         <w:spacing w:before="0" w:after="0" w:line="600" w:lineRule="exact"/>
@@ -1184,7 +1150,6 @@
         <w:t>2. 在弹出框中修改日期参数为需要补跑的日期</w:t>
       </w:r>
     </w:p>
-    <w:p/>
     <w:p>
       <w:pPr>
         <w:spacing w:before="0" w:after="0" w:line="600" w:lineRule="exact"/>
@@ -1200,7 +1165,6 @@
         <w:t>3. 点击确定</w:t>
       </w:r>
     </w:p>
-    <w:p/>
     <w:p>
       <w:pPr>
         <w:spacing w:before="0" w:after="0" w:line="600" w:lineRule="exact"/>
@@ -1216,7 +1180,6 @@
         <w:t>1.7 项目清单</w:t>
       </w:r>
     </w:p>
-    <w:p/>
     <w:tbl>
       <w:tblPr>
         <w:tblW w:type="auto" w:w="0"/>
@@ -1531,10 +1494,6 @@
         </w:tc>
       </w:tr>
     </w:tbl>
-    <w:p/>
-    <w:p/>
-    <w:p/>
-    <w:p/>
     <w:p>
       <w:pPr>
         <w:spacing w:before="0" w:after="0" w:line="600" w:lineRule="exact"/>
@@ -1550,7 +1509,6 @@
         <w:t>2. Doris 数据查询</w:t>
       </w:r>
     </w:p>
-    <w:p/>
     <w:p>
       <w:pPr>
         <w:spacing w:before="0" w:after="0" w:line="600" w:lineRule="exact"/>
@@ -1566,7 +1524,6 @@
         <w:t>2.1 连接方式</w:t>
       </w:r>
     </w:p>
-    <w:p/>
     <w:p>
       <w:pPr>
         <w:spacing w:before="0" w:after="0" w:line="600" w:lineRule="exact"/>
@@ -1582,7 +1539,6 @@
         <w:t>命令行：</w:t>
       </w:r>
     </w:p>
-    <w:p/>
     <w:p>
       <w:pPr>
         <w:spacing w:before="0" w:after="0" w:line="600" w:lineRule="exact"/>
@@ -1598,7 +1554,6 @@
         <w:t>mysql -h 192.168.108.144 -P 9030 -u root -pRmws@2016</w:t>
       </w:r>
     </w:p>
-    <w:p/>
     <w:p>
       <w:pPr>
         <w:spacing w:before="0" w:after="0" w:line="600" w:lineRule="exact"/>
@@ -1614,7 +1569,6 @@
         <w:t>Navicat / DBeaver 等工具：</w:t>
       </w:r>
     </w:p>
-    <w:p/>
     <w:p>
       <w:pPr>
         <w:spacing w:before="0" w:after="0" w:line="600" w:lineRule="exact"/>
@@ -1636,7 +1590,6 @@
         <w:t>Password: Rmws@2016</w:t>
       </w:r>
     </w:p>
-    <w:p/>
     <w:p>
       <w:pPr>
         <w:spacing w:before="0" w:after="0" w:line="600" w:lineRule="exact"/>
@@ -1652,7 +1605,6 @@
         <w:t>2.2 常用查询示例</w:t>
       </w:r>
     </w:p>
-    <w:p/>
     <w:p>
       <w:pPr>
         <w:spacing w:before="0" w:after="0" w:line="600" w:lineRule="exact"/>
@@ -1668,7 +1620,6 @@
         <w:t>查看某个 ODS 表的结构：</w:t>
       </w:r>
     </w:p>
-    <w:p/>
     <w:p>
       <w:pPr>
         <w:spacing w:before="0" w:after="0" w:line="600" w:lineRule="exact"/>
@@ -1684,7 +1635,6 @@
         <w:t>DESC rws_ods.ods_qn_ztvideo;</w:t>
       </w:r>
     </w:p>
-    <w:p/>
     <w:p>
       <w:pPr>
         <w:spacing w:before="0" w:after="0" w:line="600" w:lineRule="exact"/>
@@ -1700,7 +1650,6 @@
         <w:t>查看某表前 100 条数据：</w:t>
       </w:r>
     </w:p>
-    <w:p/>
     <w:p>
       <w:pPr>
         <w:spacing w:before="0" w:after="0" w:line="600" w:lineRule="exact"/>
@@ -1716,7 +1665,6 @@
         <w:t>SELECT * FROM rws_ods.ods_mk_course LIMIT 100;</w:t>
       </w:r>
     </w:p>
-    <w:p/>
     <w:p>
       <w:pPr>
         <w:spacing w:before="0" w:after="0" w:line="600" w:lineRule="exact"/>
@@ -1732,7 +1680,6 @@
         <w:t>统计某表行数：</w:t>
       </w:r>
     </w:p>
-    <w:p/>
     <w:p>
       <w:pPr>
         <w:spacing w:before="0" w:after="0" w:line="600" w:lineRule="exact"/>
@@ -1748,7 +1695,6 @@
         <w:t>SELECT COUNT(*) FROM rws_ods.ods_ksw_zy_answer;</w:t>
       </w:r>
     </w:p>
-    <w:p/>
     <w:p>
       <w:pPr>
         <w:spacing w:before="0" w:after="0" w:line="600" w:lineRule="exact"/>
@@ -1764,7 +1710,6 @@
         <w:t>按日期统计入仓数据：</w:t>
       </w:r>
     </w:p>
-    <w:p/>
     <w:p>
       <w:pPr>
         <w:spacing w:before="0" w:after="0" w:line="600" w:lineRule="exact"/>
@@ -1786,7 +1731,6 @@
         <w:t>ORDER BY dt DESC;</w:t>
       </w:r>
     </w:p>
-    <w:p/>
     <w:p>
       <w:pPr>
         <w:spacing w:before="0" w:after="0" w:line="600" w:lineRule="exact"/>
@@ -1802,7 +1746,6 @@
         <w:t>查看各系统的表清单：</w:t>
       </w:r>
     </w:p>
-    <w:p/>
     <w:p>
       <w:pPr>
         <w:spacing w:before="0" w:after="0" w:line="600" w:lineRule="exact"/>
@@ -1824,7 +1767,6 @@
         <w:t>ORDER BY TABLE_NAME;</w:t>
       </w:r>
     </w:p>
-    <w:p/>
     <w:p>
       <w:pPr>
         <w:spacing w:before="0" w:after="0" w:line="600" w:lineRule="exact"/>
@@ -1840,7 +1782,6 @@
         <w:t>2.3 验证数据同步结果</w:t>
       </w:r>
     </w:p>
-    <w:p/>
     <w:p>
       <w:pPr>
         <w:spacing w:before="0" w:after="0" w:line="600" w:lineRule="exact"/>
@@ -1856,7 +1797,6 @@
         <w:t>查看最近一天的同步校验结果：</w:t>
       </w:r>
     </w:p>
-    <w:p/>
     <w:p>
       <w:pPr>
         <w:spacing w:before="0" w:after="0" w:line="600" w:lineRule="exact"/>
@@ -1876,7 +1816,6 @@
         <w:t>AND is_consistent != '一致';</w:t>
       </w:r>
     </w:p>
-    <w:p/>
     <w:p>
       <w:pPr>
         <w:spacing w:before="0" w:after="0" w:line="600" w:lineRule="exact"/>
@@ -1892,7 +1831,6 @@
         <w:t>如果返回空，说明昨日所有表同步一致。</w:t>
       </w:r>
     </w:p>
-    <w:p/>
     <w:p>
       <w:pPr>
         <w:spacing w:before="0" w:after="0" w:line="600" w:lineRule="exact"/>
@@ -1908,7 +1846,6 @@
         <w:t>查看各层存储空间：</w:t>
       </w:r>
     </w:p>
-    <w:p/>
     <w:p>
       <w:pPr>
         <w:spacing w:before="0" w:after="0" w:line="600" w:lineRule="exact"/>
@@ -1928,9 +1865,6 @@
         <w:t>ORDER BY data_mb DESC;</w:t>
       </w:r>
     </w:p>
-    <w:p/>
-    <w:p/>
-    <w:p/>
     <w:p>
       <w:pPr>
         <w:spacing w:before="0" w:after="0" w:line="600" w:lineRule="exact"/>
@@ -1946,7 +1880,6 @@
         <w:t>3. SeaTunnel 脚本说明</w:t>
       </w:r>
     </w:p>
-    <w:p/>
     <w:p>
       <w:pPr>
         <w:spacing w:before="0" w:after="0" w:line="600" w:lineRule="exact"/>
@@ -1962,7 +1895,6 @@
         <w:t>3.1 脚本位置</w:t>
       </w:r>
     </w:p>
-    <w:p/>
     <w:p>
       <w:pPr>
         <w:spacing w:before="0" w:after="0" w:line="600" w:lineRule="exact"/>
@@ -1978,7 +1910,6 @@
         <w:t>所有同步脚本位于 同步脚本/ 目录下，按系统分类：</w:t>
       </w:r>
     </w:p>
-    <w:p/>
     <w:p>
       <w:pPr>
         <w:spacing w:before="0" w:after="0" w:line="600" w:lineRule="exact"/>
@@ -2004,7 +1935,6 @@
         <w:t>└── 16知识管理/      → 知识管理 18 张表</w:t>
       </w:r>
     </w:p>
-    <w:p/>
     <w:p>
       <w:pPr>
         <w:spacing w:before="0" w:after="0" w:line="600" w:lineRule="exact"/>
@@ -2020,7 +1950,6 @@
         <w:t>3.2 脚本命名规则</w:t>
       </w:r>
     </w:p>
-    <w:p/>
     <w:p>
       <w:pPr>
         <w:spacing w:before="0" w:after="0" w:line="600" w:lineRule="exact"/>
@@ -2036,7 +1965,6 @@
         <w:t>每个 .conf 文件对应一张源表：</w:t>
       </w:r>
     </w:p>
-    <w:p/>
     <w:p>
       <w:pPr>
         <w:spacing w:before="0" w:after="0" w:line="600" w:lineRule="exact"/>
@@ -2052,7 +1980,6 @@
         <w:t>- course.conf → 同步 course 表</w:t>
       </w:r>
     </w:p>
-    <w:p/>
     <w:p>
       <w:pPr>
         <w:spacing w:before="0" w:after="0" w:line="600" w:lineRule="exact"/>
@@ -2068,7 +1995,6 @@
         <w:t>- ztvideo.conf → 同步 ZTVIDEO 表</w:t>
       </w:r>
     </w:p>
-    <w:p/>
     <w:p>
       <w:pPr>
         <w:spacing w:before="0" w:after="0" w:line="600" w:lineRule="exact"/>
@@ -2084,7 +2010,6 @@
         <w:t>- 文件名 = 源表名（小写）</w:t>
       </w:r>
     </w:p>
-    <w:p/>
     <w:p>
       <w:pPr>
         <w:spacing w:before="0" w:after="0" w:line="600" w:lineRule="exact"/>
@@ -2100,7 +2025,6 @@
         <w:t>3.3 查看脚本内容</w:t>
       </w:r>
     </w:p>
-    <w:p/>
     <w:p>
       <w:pPr>
         <w:spacing w:before="0" w:after="0" w:line="600" w:lineRule="exact"/>
@@ -2116,7 +2040,6 @@
         <w:t>用文本编辑器打开任意 .conf 文件，结构如下：</w:t>
       </w:r>
     </w:p>
-    <w:p/>
     <w:p>
       <w:pPr>
         <w:spacing w:before="0" w:after="0" w:line="600" w:lineRule="exact"/>
@@ -2136,9 +2059,6 @@
         <w:t>sink { ... }       # 目标配置（Doris连接、表名、写入模式）</w:t>
       </w:r>
     </w:p>
-    <w:p/>
-    <w:p/>
-    <w:p/>
     <w:p>
       <w:pPr>
         <w:spacing w:before="0" w:after="0" w:line="600" w:lineRule="exact"/>
@@ -2154,7 +2074,6 @@
         <w:t>4. 日常操作场景</w:t>
       </w:r>
     </w:p>
-    <w:p/>
     <w:p>
       <w:pPr>
         <w:spacing w:before="0" w:after="0" w:line="600" w:lineRule="exact"/>
@@ -2170,7 +2089,6 @@
         <w:t>4.1 场景一：确认昨天的数据是否同步成功</w:t>
       </w:r>
     </w:p>
-    <w:p/>
     <w:p>
       <w:pPr>
         <w:spacing w:before="0" w:after="0" w:line="600" w:lineRule="exact"/>
@@ -2186,7 +2104,6 @@
         <w:t>1. 登录 DS Web UI（http://192.168.108.142:12345）</w:t>
       </w:r>
     </w:p>
-    <w:p/>
     <w:p>
       <w:pPr>
         <w:spacing w:before="0" w:after="0" w:line="600" w:lineRule="exact"/>
@@ -2202,7 +2119,6 @@
         <w:t>2. 进入 rws_ods 项目 → 工作流实例</w:t>
       </w:r>
     </w:p>
-    <w:p/>
     <w:p>
       <w:pPr>
         <w:spacing w:before="0" w:after="0" w:line="600" w:lineRule="exact"/>
@@ -2218,7 +2134,6 @@
         <w:t>3. 筛选昨日日期，看状态是否全绿</w:t>
       </w:r>
     </w:p>
-    <w:p/>
     <w:p>
       <w:pPr>
         <w:spacing w:before="0" w:after="0" w:line="600" w:lineRule="exact"/>
@@ -2234,7 +2149,6 @@
         <w:t>4. 再进入 Doris 查一致性表（SQL 见 2.3）</w:t>
       </w:r>
     </w:p>
-    <w:p/>
     <w:p>
       <w:pPr>
         <w:spacing w:before="0" w:after="0" w:line="600" w:lineRule="exact"/>
@@ -2250,7 +2164,6 @@
         <w:t>4.2 场景二：某张表数据有问题，需要重跑</w:t>
       </w:r>
     </w:p>
-    <w:p/>
     <w:p>
       <w:pPr>
         <w:spacing w:before="0" w:after="0" w:line="600" w:lineRule="exact"/>
@@ -2266,7 +2179,6 @@
         <w:t>1. DS 中找到该表对应的同步任务</w:t>
       </w:r>
     </w:p>
-    <w:p/>
     <w:p>
       <w:pPr>
         <w:spacing w:before="0" w:after="0" w:line="600" w:lineRule="exact"/>
@@ -2282,7 +2194,6 @@
         <w:t>2. 确保表被 DROP_DATA 模式覆盖（默认就是）</w:t>
       </w:r>
     </w:p>
-    <w:p/>
     <w:p>
       <w:pPr>
         <w:spacing w:before="0" w:after="0" w:line="600" w:lineRule="exact"/>
@@ -2298,7 +2209,6 @@
         <w:t>3. 手动触发运行</w:t>
       </w:r>
     </w:p>
-    <w:p/>
     <w:p>
       <w:pPr>
         <w:spacing w:before="0" w:after="0" w:line="600" w:lineRule="exact"/>
@@ -2314,7 +2224,6 @@
         <w:t>4. 完成后查 ODS 行数确认</w:t>
       </w:r>
     </w:p>
-    <w:p/>
     <w:p>
       <w:pPr>
         <w:spacing w:before="0" w:after="0" w:line="600" w:lineRule="exact"/>
@@ -2330,7 +2239,6 @@
         <w:t>4.3 场景三：新增一张表的同步</w:t>
       </w:r>
     </w:p>
-    <w:p/>
     <w:p>
       <w:pPr>
         <w:spacing w:before="0" w:after="0" w:line="600" w:lineRule="exact"/>
@@ -2346,7 +2254,6 @@
         <w:t>1. 编写新的 .conf 文件（参考已有模板，修改表名和字段）</w:t>
       </w:r>
     </w:p>
-    <w:p/>
     <w:p>
       <w:pPr>
         <w:spacing w:before="0" w:after="0" w:line="600" w:lineRule="exact"/>
@@ -2362,7 +2269,6 @@
         <w:t>2. 在 DS 中创建新的 SeaTunnel 任务</w:t>
       </w:r>
     </w:p>
-    <w:p/>
     <w:p>
       <w:pPr>
         <w:spacing w:before="0" w:after="0" w:line="600" w:lineRule="exact"/>
@@ -2378,7 +2284,6 @@
         <w:t>3. 配置任务参数（日期变量 $[yyyy-MM-dd-1]）</w:t>
       </w:r>
     </w:p>
-    <w:p/>
     <w:p>
       <w:pPr>
         <w:spacing w:before="0" w:after="0" w:line="600" w:lineRule="exact"/>
@@ -2394,7 +2299,6 @@
         <w:t>4. 测试运行 → 确认 ODS 表创建和数据写入 → 上线定时</w:t>
       </w:r>
     </w:p>
-    <w:p/>
     <w:p>
       <w:pPr>
         <w:spacing w:before="0" w:after="0" w:line="600" w:lineRule="exact"/>
@@ -2410,7 +2314,6 @@
         <w:t>4.4 场景四：查看存储用量</w:t>
       </w:r>
     </w:p>
-    <w:p/>
     <w:p>
       <w:pPr>
         <w:spacing w:before="0" w:after="0" w:line="600" w:lineRule="exact"/>
@@ -2426,7 +2329,6 @@
         <w:t>执行「存储统计」DS 任务，或在 Doris 中查询：</w:t>
       </w:r>
     </w:p>
-    <w:p/>
     <w:p>
       <w:pPr>
         <w:spacing w:before="0" w:after="0" w:line="600" w:lineRule="exact"/>
@@ -2448,9 +2350,6 @@
         <w:t>GROUP BY layer;</w:t>
       </w:r>
     </w:p>
-    <w:p/>
-    <w:p/>
-    <w:p/>
     <w:p>
       <w:pPr>
         <w:spacing w:before="0" w:after="0" w:line="600" w:lineRule="exact"/>
@@ -2466,7 +2365,6 @@
         <w:t>5. 常见问题</w:t>
       </w:r>
     </w:p>
-    <w:p/>
     <w:p>
       <w:pPr>
         <w:spacing w:before="0" w:after="0" w:line="600" w:lineRule="exact"/>
@@ -2482,7 +2380,6 @@
         <w:t>Q1：DS 任务一直"运行中"不结束</w:t>
       </w:r>
     </w:p>
-    <w:p/>
     <w:p>
       <w:pPr>
         <w:spacing w:before="0" w:after="0" w:line="600" w:lineRule="exact"/>
@@ -2498,7 +2395,6 @@
         <w:t>→ 检查 DS Worker 是否还在运行，可能 Worker 挂了导致任务卡住。重启 Worker 服务。</w:t>
       </w:r>
     </w:p>
-    <w:p/>
     <w:p>
       <w:pPr>
         <w:spacing w:before="0" w:after="0" w:line="600" w:lineRule="exact"/>
@@ -2514,7 +2410,6 @@
         <w:t>Q2：同步报错"table already exists"</w:t>
       </w:r>
     </w:p>
-    <w:p/>
     <w:p>
       <w:pPr>
         <w:spacing w:before="0" w:after="0" w:line="600" w:lineRule="exact"/>
@@ -2530,7 +2425,6 @@
         <w:t>→ Doris 表已存在是正常的，DDL 用了 IF NOT EXISTS。检查是否是 sink 出错。</w:t>
       </w:r>
     </w:p>
-    <w:p/>
     <w:p>
       <w:pPr>
         <w:spacing w:before="0" w:after="0" w:line="600" w:lineRule="exact"/>
@@ -2546,7 +2440,6 @@
         <w:t>Q3：查询 ODS 表很慢</w:t>
       </w:r>
     </w:p>
-    <w:p/>
     <w:p>
       <w:pPr>
         <w:spacing w:before="0" w:after="0" w:line="600" w:lineRule="exact"/>
@@ -2562,7 +2455,6 @@
         <w:t>→ 大表 COUNT(*) 慢是正常的。加 LIMIT 只看前几条，或用 information_schema.tables 看行数。</w:t>
       </w:r>
     </w:p>
-    <w:p/>
     <w:p>
       <w:pPr>
         <w:spacing w:before="0" w:after="0" w:line="600" w:lineRule="exact"/>
@@ -2578,7 +2470,6 @@
         <w:t>Q4：验证结果显示行数不一致</w:t>
       </w:r>
     </w:p>
-    <w:p/>
     <w:p>
       <w:pPr>
         <w:spacing w:before="0" w:after="0" w:line="600" w:lineRule="exact"/>
@@ -2594,9 +2485,6 @@
         <w:t>→ 先检查源端是否有软删除记录；再检查同步任务是否成功；排查是否存在 NULL 值被过滤。</w:t>
       </w:r>
     </w:p>
-    <w:p/>
-    <w:p/>
-    <w:p/>
     <w:p>
       <w:pPr>
         <w:spacing w:before="0" w:after="0" w:line="600" w:lineRule="exact"/>
@@ -2612,7 +2500,6 @@
         <w:t>6. 培训建议</w:t>
       </w:r>
     </w:p>
-    <w:p/>
     <w:p>
       <w:pPr>
         <w:spacing w:before="0" w:after="0" w:line="600" w:lineRule="exact"/>
@@ -2628,7 +2515,6 @@
         <w:t>建议对以下角色进行培训：</w:t>
       </w:r>
     </w:p>
-    <w:p/>
     <w:tbl>
       <w:tblPr>
         <w:tblW w:type="auto" w:w="0"/>
@@ -2884,10 +2770,6 @@
         </w:tc>
       </w:tr>
     </w:tbl>
-    <w:p/>
-    <w:p/>
-    <w:p/>
-    <w:p/>
     <w:p>
       <w:pPr>
         <w:spacing w:before="0" w:after="0" w:line="600" w:lineRule="exact"/>
@@ -2903,7 +2785,6 @@
         <w:t>7. 变更记录</w:t>
       </w:r>
     </w:p>
-    <w:p/>
     <w:tbl>
       <w:tblPr>
         <w:tblW w:type="auto" w:w="0"/>
@@ -3080,8 +2961,6 @@
         </w:tc>
       </w:tr>
     </w:tbl>
-    <w:p/>
-    <w:p/>
     <w:p>
       <w:pPr>
         <w:spacing w:before="0" w:after="0" w:line="600" w:lineRule="exact"/>
@@ -3097,7 +2976,6 @@
         <w:t>附录 A：DolphinScheduler 项目与工作流说明</w:t>
       </w:r>
     </w:p>
-    <w:p/>
     <w:p>
       <w:pPr>
         <w:spacing w:before="0" w:after="0" w:line="600" w:lineRule="exact"/>
@@ -3113,7 +2991,6 @@
         <w:t>平台按职责划分为 4 个项目，各项目包含的工作流如下：</w:t>
       </w:r>
     </w:p>
-    <w:p/>
     <w:tbl>
       <w:tblPr>
         <w:tblW w:type="auto" w:w="0"/>
@@ -3914,8 +3791,6 @@
         </w:tc>
       </w:tr>
     </w:tbl>
-    <w:p/>
-    <w:p/>
     <w:p>
       <w:pPr>
         <w:spacing w:before="0" w:after="0" w:line="600" w:lineRule="exact"/>
@@ -3931,7 +3806,6 @@
         <w:t>说明：实际工作流名称以 DolphinScheduler 中配置为准，此处为示例命名。</w:t>
       </w:r>
     </w:p>
-    <w:p/>
     <w:p>
       <w:pPr>
         <w:spacing w:before="0" w:after="0" w:line="600" w:lineRule="exact"/>
@@ -3947,7 +3821,6 @@
         <w:t>附录 B：Doris 常用查询模板</w:t>
       </w:r>
     </w:p>
-    <w:p/>
     <w:p>
       <w:pPr>
         <w:spacing w:before="0" w:after="0" w:line="600" w:lineRule="exact"/>
@@ -3963,7 +3836,6 @@
         <w:t>以下 SQL 可直接在 MySQL 客户端或 Navicat/DBeaver 中执行。</w:t>
       </w:r>
     </w:p>
-    <w:p/>
     <w:p>
       <w:pPr>
         <w:spacing w:before="0" w:after="0" w:line="600" w:lineRule="exact"/>
@@ -3979,7 +3851,6 @@
         <w:t>B.1 查看所有 ODS 大表（按行数排序）</w:t>
       </w:r>
     </w:p>
-    <w:p/>
     <w:p>
       <w:pPr>
         <w:spacing w:before="0" w:after="0" w:line="600" w:lineRule="exact"/>
@@ -4001,7 +3872,6 @@
         <w:t>ORDER BY TABLE_ROWS DESC;</w:t>
       </w:r>
     </w:p>
-    <w:p/>
     <w:p>
       <w:pPr>
         <w:spacing w:before="0" w:after="0" w:line="600" w:lineRule="exact"/>
@@ -4017,7 +3887,6 @@
         <w:t>B.2 按系统统计表数和总数据量</w:t>
       </w:r>
     </w:p>
-    <w:p/>
     <w:p>
       <w:pPr>
         <w:spacing w:before="0" w:after="0" w:line="600" w:lineRule="exact"/>
@@ -4071,7 +3940,6 @@
         <w:t>GROUP BY system_name;</w:t>
       </w:r>
     </w:p>
-    <w:p/>
     <w:p>
       <w:pPr>
         <w:spacing w:before="0" w:after="0" w:line="600" w:lineRule="exact"/>
@@ -4087,7 +3955,6 @@
         <w:t>B.3 查看近 7 天不一致记录</w:t>
       </w:r>
     </w:p>
-    <w:p/>
     <w:p>
       <w:pPr>
         <w:spacing w:before="0" w:after="0" w:line="600" w:lineRule="exact"/>
@@ -4111,7 +3978,6 @@
         <w:t>ORDER BY stat_date DESC, diff DESC;</w:t>
       </w:r>
     </w:p>
-    <w:p/>
     <w:p>
       <w:pPr>
         <w:spacing w:before="0" w:after="0" w:line="600" w:lineRule="exact"/>
@@ -4127,7 +3993,6 @@
         <w:t>B.4 查看各层存储增长趋势</w:t>
       </w:r>
     </w:p>
-    <w:p/>
     <w:p>
       <w:pPr>
         <w:spacing w:before="0" w:after="0" w:line="600" w:lineRule="exact"/>
@@ -4151,7 +4016,6 @@
         <w:t>ORDER BY total_mb DESC;</w:t>
       </w:r>
     </w:p>
-    <w:p/>
     <w:p>
       <w:pPr>
         <w:spacing w:before="0" w:after="0" w:line="600" w:lineRule="exact"/>
@@ -4167,7 +4031,6 @@
         <w:t>B.5 查看某张大表昨日同步耗时</w:t>
       </w:r>
     </w:p>
-    <w:p/>
     <w:p>
       <w:pPr>
         <w:spacing w:before="0" w:after="0" w:line="600" w:lineRule="exact"/>
@@ -4189,7 +4052,6 @@
         <w:t>-- 统计日期：$[yyyy-MM-dd-1]</w:t>
       </w:r>
     </w:p>
-    <w:p/>
     <w:p>
       <w:pPr>
         <w:spacing w:before="0" w:after="0" w:line="600" w:lineRule="exact"/>
@@ -4205,7 +4067,6 @@
         <w:t>附录 C：新建 SeaTunnel 配置检查清单</w:t>
       </w:r>
     </w:p>
-    <w:p/>
     <w:p>
       <w:pPr>
         <w:spacing w:before="0" w:after="0" w:line="600" w:lineRule="exact"/>
@@ -4221,7 +4082,6 @@
         <w:t>新增一张表的同步任务时，建议按以下清单逐项核对，避免常见错误。</w:t>
       </w:r>
     </w:p>
-    <w:p/>
     <w:tbl>
       <w:tblPr>
         <w:tblW w:type="auto" w:w="0"/>
@@ -4772,8 +4632,6 @@
         </w:tc>
       </w:tr>
     </w:tbl>
-    <w:p/>
-    <w:p/>
     <w:p>
       <w:pPr>
         <w:spacing w:before="0" w:after="0" w:line="600" w:lineRule="exact"/>
@@ -4789,7 +4647,6 @@
         <w:t>附录 D：日常操作场景补充</w:t>
       </w:r>
     </w:p>
-    <w:p/>
     <w:p>
       <w:pPr>
         <w:spacing w:before="0" w:after="0" w:line="600" w:lineRule="exact"/>
@@ -4805,7 +4662,6 @@
         <w:t>场景五：查看某张大表昨日同步耗时</w:t>
       </w:r>
     </w:p>
-    <w:p/>
     <w:p>
       <w:pPr>
         <w:spacing w:before="0" w:after="0" w:line="600" w:lineRule="exact"/>
@@ -4821,7 +4677,6 @@
         <w:t>操作步骤：</w:t>
       </w:r>
     </w:p>
-    <w:p/>
     <w:p>
       <w:pPr>
         <w:spacing w:before="0" w:after="0" w:line="600" w:lineRule="exact"/>
@@ -4837,7 +4692,6 @@
         <w:t>1. 登录 DolphinScheduler Web UI。</w:t>
       </w:r>
     </w:p>
-    <w:p/>
     <w:p>
       <w:pPr>
         <w:spacing w:before="0" w:after="0" w:line="600" w:lineRule="exact"/>
@@ -4853,7 +4707,6 @@
         <w:t>2. 进入 rws_ods 项目 → 工作流实例。</w:t>
       </w:r>
     </w:p>
-    <w:p/>
     <w:p>
       <w:pPr>
         <w:spacing w:before="0" w:after="0" w:line="600" w:lineRule="exact"/>
@@ -4869,7 +4722,6 @@
         <w:t>3. 筛选昨日日期，找到对应系统的工作流。</w:t>
       </w:r>
     </w:p>
-    <w:p/>
     <w:p>
       <w:pPr>
         <w:spacing w:before="0" w:after="0" w:line="600" w:lineRule="exact"/>
@@ -4885,7 +4737,6 @@
         <w:t>4. 点击工作流名称，查看各任务节点的起止时间。</w:t>
       </w:r>
     </w:p>
-    <w:p/>
     <w:p>
       <w:pPr>
         <w:spacing w:before="0" w:after="0" w:line="600" w:lineRule="exact"/>
@@ -4901,7 +4752,6 @@
         <w:t>5. 记录耗时异常的任务名称，与历史耗时对比。</w:t>
       </w:r>
     </w:p>
-    <w:p/>
     <w:p>
       <w:pPr>
         <w:spacing w:before="0" w:after="0" w:line="600" w:lineRule="exact"/>
@@ -4917,7 +4767,6 @@
         <w:t>正常参考：</w:t>
       </w:r>
     </w:p>
-    <w:p/>
     <w:tbl>
       <w:tblPr>
         <w:tblW w:type="auto" w:w="0"/>
@@ -5406,8 +5255,6 @@
         </w:tc>
       </w:tr>
     </w:tbl>
-    <w:p/>
-    <w:p/>
     <w:p>
       <w:pPr>
         <w:spacing w:before="0" w:after="0" w:line="600" w:lineRule="exact"/>
@@ -5423,7 +5270,6 @@
         <w:t>附录 E：常见问题补充</w:t>
       </w:r>
     </w:p>
-    <w:p/>
     <w:p>
       <w:pPr>
         <w:spacing w:before="0" w:after="0" w:line="600" w:lineRule="exact"/>
@@ -5439,7 +5285,6 @@
         <w:t>Q5：DS Web UI 登录失败，提示账号或密码错误？</w:t>
       </w:r>
     </w:p>
-    <w:p/>
     <w:p>
       <w:pPr>
         <w:spacing w:before="0" w:after="0" w:line="600" w:lineRule="exact"/>
@@ -5455,7 +5300,6 @@
         <w:t>→ 请确认访问地址为 http://192.168.108.142:12345/dolphinscheduler，默认账号 admin / dolphinscheduler123。如已修改密码，请联系系统管理员。</w:t>
       </w:r>
     </w:p>
-    <w:p/>
     <w:p>
       <w:pPr>
         <w:spacing w:before="0" w:after="0" w:line="600" w:lineRule="exact"/>
@@ -5471,7 +5315,6 @@
         <w:t>Q6：Navicat 连接 Doris 提示“Connection refused”？</w:t>
       </w:r>
     </w:p>
-    <w:p/>
     <w:p>
       <w:pPr>
         <w:spacing w:before="0" w:after="0" w:line="600" w:lineRule="exact"/>
@@ -5487,7 +5330,6 @@
         <w:t>→ 请检查：1. Doris FE 服务是否启动；2. 防火墙是否放行 9030 端口；3. 连接信息是否正确（Host: 192.168.108.144, Port: 9030）。</w:t>
       </w:r>
     </w:p>
-    <w:p/>
     <w:p>
       <w:pPr>
         <w:spacing w:before="0" w:after="0" w:line="600" w:lineRule="exact"/>
@@ -5503,7 +5345,6 @@
         <w:t>Q7：DS 任务中 $[yyyy-MM-dd-1] 变量未生效，显示为原字符串？</w:t>
       </w:r>
     </w:p>
-    <w:p/>
     <w:p>
       <w:pPr>
         <w:spacing w:before="0" w:after="0" w:line="600" w:lineRule="exact"/>
@@ -5519,7 +5360,6 @@
         <w:t>→ 请确认：1. 任务类型为 SeaTunnel 或 Shell；2. 在任务定义中正确引用了变量；3. 任务不是手动输入日期而是通过定时调度触发的。</w:t>
       </w:r>
     </w:p>
-    <w:p/>
     <w:p>
       <w:pPr>
         <w:spacing w:before="0" w:after="0" w:line="600" w:lineRule="exact"/>
@@ -5535,7 +5375,6 @@
         <w:t>Q8：手动触发任务后，ODS 数据量与源端不一致？</w:t>
       </w:r>
     </w:p>
-    <w:p/>
     <w:p>
       <w:pPr>
         <w:spacing w:before="0" w:after="0" w:line="600" w:lineRule="exact"/>
